--- a/UIT_Career_Hub_Detailed_Project_Proposal_Final_Reviewed.docx
+++ b/UIT_Career_Hub_Detailed_Project_Proposal_Final_Reviewed.docx
@@ -236,16 +236,7 @@
                 <w:color w:val="000000"/>
                 <w:sz w:val="26"/>
               </w:rPr>
-              <w:t>TÊN TIẾNG ANH:</w:t>
-            </w:r>
-            <w:r>
-              <w:rPr>
-                <w:rFonts w:ascii="Times New Roman" w:hAnsi="Times New Roman" w:eastAsia="Times New Roman" w:cs="Times New Roman"/>
-                <w:b/>
-                <w:color w:val="000000"/>
-                <w:sz w:val="26"/>
-              </w:rPr>
-              <w:t xml:space="preserve"> </w:t>
+              <w:t xml:space="preserve">TÊN TIẾNG ANH: </w:t>
             </w:r>
             <w:r>
               <w:rPr>
@@ -312,6 +303,7 @@
                 <w:rFonts w:ascii="Times New Roman" w:hAnsi="Times New Roman" w:eastAsia="Times New Roman" w:cs="Times New Roman"/>
                 <w:b/>
                 <w:color w:val="000000"/>
+                <w:sz w:val="26"/>
               </w:rPr>
               <w:t xml:space="preserve">Thời gian thực hiện: </w:t>
             </w:r>
@@ -319,6 +311,7 @@
               <w:rPr>
                 <w:rFonts w:ascii="Times New Roman" w:hAnsi="Times New Roman" w:eastAsia="Times New Roman" w:cs="Times New Roman"/>
                 <w:color w:val="000000"/>
+                <w:sz w:val="26"/>
               </w:rPr>
               <w:t>31/07/2026 - 25/09/2026</w:t>
             </w:r>
@@ -345,15 +338,7 @@
                 <w:color w:val="000000"/>
                 <w:sz w:val="26"/>
               </w:rPr>
-              <w:t>Sinh viên thực hiện:</w:t>
-            </w:r>
-            <w:r>
-              <w:rPr>
-                <w:b/>
-                <w:color w:val="000000"/>
-                <w:sz w:val="26"/>
-              </w:rPr>
-              <w:t xml:space="preserve"> </w:t>
+              <w:t xml:space="preserve">Sinh viên thực hiện: </w:t>
             </w:r>
             <w:r>
               <w:rPr>
@@ -442,7 +427,7 @@
             <w:pPr>
               <w:keepLines/>
               <w:spacing w:after="60" w:line="300" w:lineRule="auto"/>
-              <w:ind w:left="403" w:hanging="403"/>
+              <w:ind w:left="760" w:hanging="200"/>
               <w:jc w:val="left"/>
             </w:pPr>
             <w:r>
@@ -453,7 +438,7 @@
             <w:pPr>
               <w:keepLines/>
               <w:spacing w:after="60" w:line="300" w:lineRule="auto"/>
-              <w:ind w:left="403" w:hanging="403"/>
+              <w:ind w:left="760" w:hanging="200"/>
               <w:jc w:val="left"/>
             </w:pPr>
             <w:r>
@@ -468,7 +453,7 @@
             <w:pPr>
               <w:keepLines/>
               <w:spacing w:after="60" w:line="300" w:lineRule="auto"/>
-              <w:ind w:left="403" w:hanging="403"/>
+              <w:ind w:left="760" w:hanging="200"/>
               <w:jc w:val="left"/>
             </w:pPr>
             <w:r>
@@ -483,7 +468,7 @@
             <w:pPr>
               <w:keepLines/>
               <w:spacing w:after="60" w:line="300" w:lineRule="auto"/>
-              <w:ind w:left="403" w:hanging="403"/>
+              <w:ind w:left="760" w:hanging="200"/>
               <w:jc w:val="left"/>
             </w:pPr>
             <w:r>
@@ -498,7 +483,7 @@
             <w:pPr>
               <w:keepLines/>
               <w:spacing w:after="60" w:line="300" w:lineRule="auto"/>
-              <w:ind w:left="403" w:hanging="403"/>
+              <w:ind w:left="760" w:hanging="200"/>
               <w:jc w:val="left"/>
             </w:pPr>
             <w:r>
@@ -541,7 +526,7 @@
             <w:pPr>
               <w:keepLines/>
               <w:spacing w:after="60" w:line="300" w:lineRule="auto"/>
-              <w:ind w:left="403" w:hanging="403"/>
+              <w:ind w:left="760" w:hanging="200"/>
               <w:jc w:val="left"/>
             </w:pPr>
             <w:r>
@@ -556,7 +541,7 @@
             <w:pPr>
               <w:keepLines/>
               <w:spacing w:after="60" w:line="300" w:lineRule="auto"/>
-              <w:ind w:left="403" w:hanging="403"/>
+              <w:ind w:left="760" w:hanging="200"/>
               <w:jc w:val="left"/>
             </w:pPr>
             <w:r>
@@ -571,7 +556,7 @@
             <w:pPr>
               <w:keepLines/>
               <w:spacing w:after="60" w:line="300" w:lineRule="auto"/>
-              <w:ind w:left="403" w:hanging="403"/>
+              <w:ind w:left="760" w:hanging="200"/>
               <w:jc w:val="left"/>
             </w:pPr>
             <w:r>
@@ -582,7 +567,7 @@
             <w:pPr>
               <w:keepLines/>
               <w:spacing w:after="60" w:line="300" w:lineRule="auto"/>
-              <w:ind w:left="403" w:hanging="403"/>
+              <w:ind w:left="760" w:hanging="200"/>
               <w:jc w:val="left"/>
             </w:pPr>
             <w:r>
@@ -657,7 +642,7 @@
             <w:pPr>
               <w:keepLines/>
               <w:spacing w:after="60" w:line="300" w:lineRule="auto"/>
-              <w:ind w:left="403" w:hanging="403"/>
+              <w:ind w:left="760" w:hanging="200"/>
               <w:jc w:val="left"/>
             </w:pPr>
             <w:r>
@@ -672,7 +657,7 @@
             <w:pPr>
               <w:keepLines/>
               <w:spacing w:after="60" w:line="300" w:lineRule="auto"/>
-              <w:ind w:left="403" w:hanging="403"/>
+              <w:ind w:left="760" w:hanging="200"/>
               <w:jc w:val="left"/>
             </w:pPr>
             <w:r>
@@ -687,7 +672,7 @@
             <w:pPr>
               <w:keepLines/>
               <w:spacing w:after="60" w:line="300" w:lineRule="auto"/>
-              <w:ind w:left="403" w:hanging="403"/>
+              <w:ind w:left="760" w:hanging="200"/>
               <w:jc w:val="left"/>
             </w:pPr>
             <w:r>
@@ -698,7 +683,7 @@
             <w:pPr>
               <w:keepLines/>
               <w:spacing w:after="60" w:line="300" w:lineRule="auto"/>
-              <w:ind w:left="403" w:hanging="403"/>
+              <w:ind w:left="760" w:hanging="200"/>
               <w:jc w:val="left"/>
             </w:pPr>
             <w:r>
@@ -709,7 +694,7 @@
             <w:pPr>
               <w:keepLines/>
               <w:spacing w:after="60" w:line="300" w:lineRule="auto"/>
-              <w:ind w:left="403" w:hanging="403"/>
+              <w:ind w:left="760" w:hanging="200"/>
               <w:jc w:val="left"/>
             </w:pPr>
             <w:r>
@@ -720,22 +705,22 @@
             <w:pPr>
               <w:keepLines/>
               <w:spacing w:after="60" w:line="300" w:lineRule="auto"/>
-              <w:ind w:left="403" w:hanging="403"/>
-              <w:jc w:val="left"/>
-            </w:pPr>
-            <w:r>
-              <w:rPr>
-                <w:rFonts w:ascii="Times New Roman" w:hAnsi="Times New Roman" w:eastAsia="Times New Roman" w:cs="Times New Roman"/>
-                <w:color w:val="000000"/>
-              </w:rPr>
-              <w:t>- Hỗ trợ doanh nghiệp sàng lọc, đánh dấu ứng viên không phù hợp, tạo lịch phỏng vấn, ghi nhận kết quả PASS/FAIL và tải lên tệp PDF thư mời nhận việc ở chế độ riêng tư.</w:t>
-            </w:r>
-          </w:p>
-          <w:p>
-            <w:pPr>
-              <w:keepLines/>
-              <w:spacing w:after="60" w:line="300" w:lineRule="auto"/>
-              <w:ind w:left="403" w:hanging="403"/>
+              <w:ind w:left="760" w:hanging="200"/>
+              <w:jc w:val="left"/>
+            </w:pPr>
+            <w:r>
+              <w:rPr>
+                <w:rFonts w:ascii="Times New Roman" w:hAnsi="Times New Roman" w:eastAsia="Times New Roman" w:cs="Times New Roman"/>
+                <w:color w:val="000000"/>
+              </w:rPr>
+              <w:t>- Hỗ trợ doanh nghiệp sàng lọc, đánh dấu ứng viên không phù hợp, tạo lịch phỏng vấn, ghi nhận kết quả đạt hoặc không đạt và tải lên tệp PDF thư mời nhận việc ở chế độ riêng tư.</w:t>
+            </w:r>
+          </w:p>
+          <w:p>
+            <w:pPr>
+              <w:keepLines/>
+              <w:spacing w:after="60" w:line="300" w:lineRule="auto"/>
+              <w:ind w:left="760" w:hanging="200"/>
               <w:jc w:val="left"/>
             </w:pPr>
             <w:r>
@@ -750,22 +735,22 @@
             <w:pPr>
               <w:keepLines/>
               <w:spacing w:after="60" w:line="300" w:lineRule="auto"/>
-              <w:ind w:left="403" w:hanging="403"/>
-              <w:jc w:val="left"/>
-            </w:pPr>
-            <w:r>
-              <w:rPr>
-                <w:rFonts w:ascii="Times New Roman" w:hAnsi="Times New Roman" w:eastAsia="Times New Roman" w:cs="Times New Roman"/>
-                <w:color w:val="000000"/>
-              </w:rPr>
-              <w:t>- Theo dõi kỳ thực tập qua HIRED - STARTED - COMPLETED; quản lý kế hoạch thực tập, nhật ký hằng tuần và phiếu đánh giá của doanh nghiệp và sinh viên; phiếu không thể chỉnh sửa sau khi gửi.</w:t>
-            </w:r>
-          </w:p>
-          <w:p>
-            <w:pPr>
-              <w:keepLines/>
-              <w:spacing w:after="60" w:line="300" w:lineRule="auto"/>
-              <w:ind w:left="403" w:hanging="403"/>
+              <w:ind w:left="760" w:hanging="200"/>
+              <w:jc w:val="left"/>
+            </w:pPr>
+            <w:r>
+              <w:rPr>
+                <w:rFonts w:ascii="Times New Roman" w:hAnsi="Times New Roman" w:eastAsia="Times New Roman" w:cs="Times New Roman"/>
+                <w:color w:val="000000"/>
+              </w:rPr>
+              <w:t>- Theo dõi kỳ thực tập qua các giai đoạn đã nhận việc, đang thực tập và đã hoàn thành; quản lý kế hoạch thực tập, nhật ký hằng tuần và phiếu đánh giá của doanh nghiệp và sinh viên; phiếu không thể chỉnh sửa sau khi gửi.</w:t>
+            </w:r>
+          </w:p>
+          <w:p>
+            <w:pPr>
+              <w:keepLines/>
+              <w:spacing w:after="60" w:line="300" w:lineRule="auto"/>
+              <w:ind w:left="760" w:hanging="200"/>
               <w:jc w:val="left"/>
             </w:pPr>
             <w:r>
@@ -780,7 +765,7 @@
             <w:pPr>
               <w:keepLines/>
               <w:spacing w:after="60" w:line="300" w:lineRule="auto"/>
-              <w:ind w:left="403" w:hanging="403"/>
+              <w:ind w:left="760" w:hanging="200"/>
               <w:jc w:val="left"/>
             </w:pPr>
             <w:r>
@@ -812,7 +797,7 @@
             <w:pPr>
               <w:keepLines/>
               <w:spacing w:after="60" w:line="300" w:lineRule="auto"/>
-              <w:ind w:left="403" w:hanging="403"/>
+              <w:ind w:left="760" w:hanging="200"/>
               <w:jc w:val="left"/>
             </w:pPr>
             <w:r>
@@ -827,7 +812,7 @@
             <w:pPr>
               <w:keepLines/>
               <w:spacing w:after="60" w:line="300" w:lineRule="auto"/>
-              <w:ind w:left="403" w:hanging="403"/>
+              <w:ind w:left="760" w:hanging="200"/>
               <w:jc w:val="left"/>
             </w:pPr>
             <w:r>
@@ -842,7 +827,7 @@
             <w:pPr>
               <w:keepLines/>
               <w:spacing w:after="60" w:line="300" w:lineRule="auto"/>
-              <w:ind w:left="403" w:hanging="403"/>
+              <w:ind w:left="760" w:hanging="200"/>
               <w:jc w:val="left"/>
             </w:pPr>
             <w:r>
@@ -853,7 +838,7 @@
             <w:pPr>
               <w:keepLines/>
               <w:spacing w:after="60" w:line="300" w:lineRule="auto"/>
-              <w:ind w:left="403" w:hanging="403"/>
+              <w:ind w:left="760" w:hanging="200"/>
               <w:jc w:val="left"/>
             </w:pPr>
             <w:r>
@@ -868,7 +853,7 @@
             <w:pPr>
               <w:keepLines/>
               <w:spacing w:after="60" w:line="300" w:lineRule="auto"/>
-              <w:ind w:left="403" w:hanging="403"/>
+              <w:ind w:left="760" w:hanging="200"/>
               <w:jc w:val="left"/>
             </w:pPr>
             <w:r>
@@ -914,7 +899,7 @@
             <w:pPr>
               <w:keepLines/>
               <w:spacing w:after="60" w:line="300" w:lineRule="auto"/>
-              <w:ind w:left="403" w:hanging="403"/>
+              <w:ind w:left="760" w:hanging="200"/>
               <w:jc w:val="left"/>
             </w:pPr>
             <w:r>
@@ -929,7 +914,7 @@
             <w:pPr>
               <w:keepLines/>
               <w:spacing w:after="60" w:line="300" w:lineRule="auto"/>
-              <w:ind w:left="403" w:hanging="403"/>
+              <w:ind w:left="760" w:hanging="200"/>
               <w:jc w:val="left"/>
             </w:pPr>
             <w:r>
@@ -944,7 +929,7 @@
             <w:pPr>
               <w:keepLines/>
               <w:spacing w:after="60" w:line="300" w:lineRule="auto"/>
-              <w:ind w:left="403" w:hanging="403"/>
+              <w:ind w:left="760" w:hanging="200"/>
               <w:jc w:val="left"/>
             </w:pPr>
             <w:r>
@@ -959,7 +944,7 @@
             <w:pPr>
               <w:keepLines/>
               <w:spacing w:after="60" w:line="300" w:lineRule="auto"/>
-              <w:ind w:left="403" w:hanging="403"/>
+              <w:ind w:left="760" w:hanging="200"/>
               <w:jc w:val="left"/>
             </w:pPr>
             <w:r>
@@ -1027,7 +1012,7 @@
                 <w:b w:val="0"/>
                 <w:color w:val="000000"/>
               </w:rPr>
-              <w:t xml:space="preserve"> quản lý doanh nghiệp và tài khoản nhà tuyển dụng; quản trị danh mục; duyệt tin; xác minh tài liệu; duyệt hồ sơ; đối chiếu thư mời nhận việc; xác nhận nơi thực tập; theo dõi HIRED/STARTED/COMPLETED; duyệt kế hoạch thực tập; giám sát nhật ký và các trường hợp quá hạn; xem đánh giá của cả hai phía; xem bảng điều khiển; lập báo cáo và xuất dữ liệu; nhận thông báo xử lý.</w:t>
+              <w:t xml:space="preserve"> quản lý doanh nghiệp và tài khoản nhà tuyển dụng; quản trị danh mục; duyệt tin; xác minh tài liệu; duyệt hồ sơ; đối chiếu thư mời nhận việc; xác nhận nơi thực tập; theo dõi tiến độ thực tập qua từng giai đoạn; duyệt kế hoạch thực tập; giám sát nhật ký và các trường hợp quá hạn; xem đánh giá của cả hai phía; xem bảng điều khiển; lập báo cáo và xuất dữ liệu; nhận thông báo xử lý.</w:t>
             </w:r>
           </w:p>
           <w:p>
@@ -1073,7 +1058,7 @@
                 <w:color w:val="000000"/>
                 <w:sz w:val="26"/>
               </w:rPr>
-              <w:t xml:space="preserve"> xác thực JWT và xoay vòng refresh token; RBAC và kiểm soát quyền sở hữu dữ liệu; lịch sử trạng thái; khóa lạc quan; khóa chống lặp; chống trùng thông báo; truy cập tệp riêng tư; hộp thư chờ gửi email; kiểm tra tình trạng; quản lý phiên bản cơ sở dữ liệu; nhật ký kiểm toán; báo cáo.</w:t>
+              <w:t xml:space="preserve"> xác thực người dùng và tự động cấp lại phiên đăng nhập an toàn; phân quyền theo vai trò và phạm vi dữ liệu; lưu lịch sử trạng thái; kiểm soát thao tác đồng thời và tránh trùng lặp yêu cầu; tránh gửi trùng thông báo; quản lý truy cập tệp riêng tư; hàng đợi gửi email; kiểm tra tình trạng hoạt động; quản lý các thay đổi cấu trúc cơ sở dữ liệu; ghi nhật ký kiểm toán; xuất báo cáo.</w:t>
             </w:r>
           </w:p>
           <w:p>
@@ -1096,7 +1081,7 @@
             <w:pPr>
               <w:keepLines/>
               <w:spacing w:after="60" w:line="300" w:lineRule="auto"/>
-              <w:ind w:left="403" w:hanging="403"/>
+              <w:ind w:left="760" w:hanging="200"/>
               <w:jc w:val="left"/>
             </w:pPr>
             <w:r>
@@ -1111,7 +1096,7 @@
             <w:pPr>
               <w:keepLines/>
               <w:spacing w:after="60" w:line="300" w:lineRule="auto"/>
-              <w:ind w:left="403" w:hanging="403"/>
+              <w:ind w:left="760" w:hanging="200"/>
               <w:jc w:val="left"/>
             </w:pPr>
             <w:r>
@@ -1126,7 +1111,7 @@
             <w:pPr>
               <w:keepLines/>
               <w:spacing w:after="60" w:line="300" w:lineRule="auto"/>
-              <w:ind w:left="403" w:hanging="403"/>
+              <w:ind w:left="760" w:hanging="200"/>
               <w:jc w:val="left"/>
             </w:pPr>
             <w:r>
@@ -1137,7 +1122,7 @@
             <w:pPr>
               <w:keepLines/>
               <w:spacing w:after="60" w:line="300" w:lineRule="auto"/>
-              <w:ind w:left="403" w:hanging="403"/>
+              <w:ind w:left="760" w:hanging="200"/>
               <w:jc w:val="left"/>
             </w:pPr>
             <w:r>
@@ -1148,7 +1133,7 @@
             <w:pPr>
               <w:keepLines/>
               <w:spacing w:after="60" w:line="300" w:lineRule="auto"/>
-              <w:ind w:left="403" w:hanging="403"/>
+              <w:ind w:left="760" w:hanging="200"/>
               <w:jc w:val="left"/>
             </w:pPr>
             <w:r>
@@ -1163,7 +1148,7 @@
             <w:pPr>
               <w:keepLines/>
               <w:spacing w:after="60" w:line="300" w:lineRule="auto"/>
-              <w:ind w:left="403" w:hanging="403"/>
+              <w:ind w:left="760" w:hanging="200"/>
               <w:jc w:val="left"/>
             </w:pPr>
             <w:r>
@@ -1218,7 +1203,7 @@
             <w:pPr>
               <w:keepLines/>
               <w:spacing w:after="60" w:line="300" w:lineRule="auto"/>
-              <w:ind w:left="403" w:hanging="403"/>
+              <w:ind w:left="760" w:hanging="200"/>
               <w:jc w:val="left"/>
             </w:pPr>
             <w:r>
@@ -1229,7 +1214,7 @@
             <w:pPr>
               <w:keepLines/>
               <w:spacing w:after="60" w:line="300" w:lineRule="auto"/>
-              <w:ind w:left="403" w:hanging="403"/>
+              <w:ind w:left="760" w:hanging="200"/>
               <w:jc w:val="left"/>
             </w:pPr>
             <w:r>
@@ -1240,7 +1225,7 @@
             <w:pPr>
               <w:keepLines/>
               <w:spacing w:after="60" w:line="300" w:lineRule="auto"/>
-              <w:ind w:left="403" w:hanging="403"/>
+              <w:ind w:left="760" w:hanging="200"/>
               <w:jc w:val="left"/>
             </w:pPr>
             <w:r>
@@ -1285,7 +1270,7 @@
             <w:pPr>
               <w:keepLines/>
               <w:spacing w:after="60" w:line="300" w:lineRule="auto"/>
-              <w:ind w:left="403" w:hanging="403"/>
+              <w:ind w:left="760" w:hanging="200"/>
               <w:jc w:val="left"/>
             </w:pPr>
             <w:r>
@@ -1296,7 +1281,7 @@
             <w:pPr>
               <w:keepLines/>
               <w:spacing w:after="60" w:line="300" w:lineRule="auto"/>
-              <w:ind w:left="403" w:hanging="403"/>
+              <w:ind w:left="760" w:hanging="200"/>
               <w:jc w:val="left"/>
             </w:pPr>
             <w:r>
@@ -1311,7 +1296,7 @@
             <w:pPr>
               <w:keepLines/>
               <w:spacing w:after="60" w:line="300" w:lineRule="auto"/>
-              <w:ind w:left="403" w:hanging="403"/>
+              <w:ind w:left="760" w:hanging="200"/>
               <w:jc w:val="left"/>
             </w:pPr>
             <w:r>
@@ -1352,7 +1337,7 @@
             <w:pPr>
               <w:keepLines/>
               <w:spacing w:after="60" w:line="300" w:lineRule="auto"/>
-              <w:ind w:left="403" w:hanging="403"/>
+              <w:ind w:left="760" w:hanging="200"/>
               <w:jc w:val="left"/>
             </w:pPr>
             <w:r>
@@ -1363,7 +1348,7 @@
             <w:pPr>
               <w:keepLines/>
               <w:spacing w:after="60" w:line="300" w:lineRule="auto"/>
-              <w:ind w:left="403" w:hanging="403"/>
+              <w:ind w:left="760" w:hanging="200"/>
               <w:jc w:val="left"/>
             </w:pPr>
             <w:r>
@@ -1374,7 +1359,7 @@
             <w:pPr>
               <w:keepLines/>
               <w:spacing w:after="60" w:line="300" w:lineRule="auto"/>
-              <w:ind w:left="403" w:hanging="403"/>
+              <w:ind w:left="760" w:hanging="200"/>
               <w:jc w:val="left"/>
             </w:pPr>
             <w:r>
@@ -1519,7 +1504,7 @@
                 <w:color w:val="000000"/>
                 <w:sz w:val="26"/>
               </w:rPr>
-              <w:t>Hệ thống không cho phép phía khách tự đặt tùy ý trường trạng thái của tin tuyển dụng. Mỗi hành động có điều kiện, chủ thể thực hiện và API riêng; chỉ tin ở trạng thái RECRUITING còn hạn mới hiển thị cho sinh viên và nhận đơn mới.</w:t>
+              <w:t>Trạng thái của tin tuyển dụng không do người dùng tự ý thay đổi mà được hệ thống kiểm soát theo từng bước, với điều kiện và người thực hiện rõ ràng cho mỗi lần chuyển trạng thái; chỉ những tin đang tuyển dụng và còn hiệu lực mới được hiển thị cho sinh viên và tiếp nhận hồ sơ mới.</w:t>
             </w:r>
           </w:p>
           <w:p>
@@ -1592,48 +1577,48 @@
             <w:pPr>
               <w:keepLines/>
               <w:spacing w:after="60" w:line="300" w:lineRule="auto"/>
-              <w:ind w:left="403" w:hanging="403"/>
-              <w:jc w:val="left"/>
-            </w:pPr>
-            <w:r>
-              <w:t>- Doanh nghiệp tạo DRAFT, gửi PENDING_UIT_REVIEW và xử lý phản hồi REVISION_REQUIRED.</w:t>
-            </w:r>
-          </w:p>
-          <w:p>
-            <w:pPr>
-              <w:keepLines/>
-              <w:spacing w:after="60" w:line="300" w:lineRule="auto"/>
-              <w:ind w:left="403" w:hanging="403"/>
-              <w:jc w:val="left"/>
-            </w:pPr>
-            <w:r>
-              <w:t>- UIT có thể duyệt thành RECRUITING, yêu cầu sửa hoặc từ chối kèm lý do.</w:t>
-            </w:r>
-          </w:p>
-          <w:p>
-            <w:pPr>
-              <w:keepLines/>
-              <w:spacing w:after="60" w:line="300" w:lineRule="auto"/>
-              <w:ind w:left="403" w:hanging="403"/>
-              <w:jc w:val="left"/>
-            </w:pPr>
-            <w:r>
-              <w:t>- RECRUITING có thể tạm dừng, hết hạn hoặc đóng; dừng tuyển không xóa các đơn đã nộp.</w:t>
-            </w:r>
-          </w:p>
-          <w:p>
-            <w:pPr>
-              <w:keepLines/>
-              <w:spacing w:after="60" w:line="300" w:lineRule="auto"/>
-              <w:ind w:left="403" w:hanging="403"/>
-              <w:jc w:val="left"/>
-            </w:pPr>
-            <w:r>
-              <w:rPr>
-                <w:rFonts w:ascii="Times New Roman" w:hAnsi="Times New Roman" w:eastAsia="Times New Roman" w:cs="Times New Roman"/>
-                <w:color w:val="000000"/>
-              </w:rPr>
-              <w:t>- Mỗi lần chuyển trạng thái làm tăng số phiên bản và ghi lịch sử để ngăn ghi đè đồng thời.</w:t>
+              <w:ind w:left="760" w:hanging="200"/>
+              <w:jc w:val="left"/>
+            </w:pPr>
+            <w:r>
+              <w:t>- Doanh nghiệp tạo tin ở dạng nháp, gửi để UIT xem xét và chỉnh sửa lại theo phản hồi nếu có.</w:t>
+            </w:r>
+          </w:p>
+          <w:p>
+            <w:pPr>
+              <w:keepLines/>
+              <w:spacing w:after="60" w:line="300" w:lineRule="auto"/>
+              <w:ind w:left="760" w:hanging="200"/>
+              <w:jc w:val="left"/>
+            </w:pPr>
+            <w:r>
+              <w:t>- UIT có thể duyệt để tin được đăng tuyển chính thức, yêu cầu chỉnh sửa hoặc từ chối kèm theo lý do cụ thể.</w:t>
+            </w:r>
+          </w:p>
+          <w:p>
+            <w:pPr>
+              <w:keepLines/>
+              <w:spacing w:after="60" w:line="300" w:lineRule="auto"/>
+              <w:ind w:left="760" w:hanging="200"/>
+              <w:jc w:val="left"/>
+            </w:pPr>
+            <w:r>
+              <w:t>- Tin đang tuyển dụng có thể được tạm dừng, tự hết hạn hoặc đóng lại; việc dừng tuyển không làm mất các hồ sơ đã nộp trước đó.</w:t>
+            </w:r>
+          </w:p>
+          <w:p>
+            <w:pPr>
+              <w:keepLines/>
+              <w:spacing w:after="60" w:line="300" w:lineRule="auto"/>
+              <w:ind w:left="760" w:hanging="200"/>
+              <w:jc w:val="left"/>
+            </w:pPr>
+            <w:r>
+              <w:rPr>
+                <w:rFonts w:ascii="Times New Roman" w:hAnsi="Times New Roman" w:eastAsia="Times New Roman" w:cs="Times New Roman"/>
+                <w:color w:val="000000"/>
+              </w:rPr>
+              <w:t>- Mỗi lần chuyển trạng thái đều được ghi lại lịch sử và đánh dấu phiên bản, để tránh xảy ra xung đột khi có nhiều thao tác diễn ra cùng lúc.</w:t>
             </w:r>
           </w:p>
           <w:p>
@@ -1663,7 +1648,7 @@
                 <w:color w:val="000000"/>
                 <w:sz w:val="26"/>
               </w:rPr>
-              <w:t>Đơn ứng tuyển là luồng trung tâm kết nối ba vai trò. Phía máy chủ khóa bản ghi và kiểm tra trạng thái hiện tại trước mỗi quyết định; lịch sử trạng thái và khóa chống lặp giúp hệ thống xử lý yêu cầu thử lại an toàn mà không lặp tác động phụ.</w:t>
+              <w:t>Đơn ứng tuyển là luồng nghiệp vụ trung tâm, kết nối cả ba vai trò trong hệ thống. Trước mỗi quyết định, hệ thống đều kiểm tra trạng thái hiện tại của đơn để tránh xung đột; toàn bộ lịch sử xử lý được lưu lại, giúp bảo đảm rằng nếu người dùng gửi lại yêu cầu do sự cố mạng, hệ thống vẫn không thực hiện trùng lặp thao tác.</w:t>
             </w:r>
           </w:p>
           <w:p>
@@ -1737,56 +1722,56 @@
             <w:pPr>
               <w:keepLines/>
               <w:spacing w:after="60" w:line="300" w:lineRule="auto"/>
-              <w:ind w:left="403" w:hanging="403"/>
-              <w:jc w:val="left"/>
-            </w:pPr>
-            <w:r>
-              <w:t>- UIT_REVIEWING có thể chuyển sang NEEDS_SUPPLEMENT, FORWARDED_TO_COMPANY hoặc UIT_REJECTED.</w:t>
-            </w:r>
-          </w:p>
-          <w:p>
-            <w:pPr>
-              <w:keepLines/>
-              <w:spacing w:after="60" w:line="300" w:lineRule="auto"/>
-              <w:ind w:left="403" w:hanging="403"/>
-              <w:jc w:val="left"/>
-            </w:pPr>
-            <w:r>
-              <w:rPr>
-                <w:rFonts w:ascii="Times New Roman" w:hAnsi="Times New Roman" w:eastAsia="Times New Roman" w:cs="Times New Roman"/>
-                <w:color w:val="000000"/>
-              </w:rPr>
-              <w:t>- Doanh nghiệp chỉ bắt đầu xử lý sau FORWARDED_TO_COMPANY; không phù hợp và mời phỏng vấn là hai quyết định riêng.</w:t>
-            </w:r>
-          </w:p>
-          <w:p>
-            <w:pPr>
-              <w:keepLines/>
-              <w:spacing w:after="60" w:line="300" w:lineRule="auto"/>
-              <w:ind w:left="403" w:hanging="403"/>
-              <w:jc w:val="left"/>
-            </w:pPr>
-            <w:r>
-              <w:rPr>
-                <w:rFonts w:ascii="Times New Roman" w:hAnsi="Times New Roman" w:eastAsia="Times New Roman" w:cs="Times New Roman"/>
-                <w:color w:val="000000"/>
-              </w:rPr>
-              <w:t>- PASS tạo bước OFFER_PENDING_STUDENT; sinh viên phản hồi thư mời nhận việc trước, UIT xác nhận nơi thực tập sau.</w:t>
-            </w:r>
-          </w:p>
-          <w:p>
-            <w:pPr>
-              <w:keepLines/>
-              <w:spacing w:after="60" w:line="300" w:lineRule="auto"/>
-              <w:ind w:left="403" w:hanging="403"/>
-              <w:jc w:val="left"/>
-            </w:pPr>
-            <w:r>
-              <w:rPr>
-                <w:rFonts w:ascii="Times New Roman" w:hAnsi="Times New Roman" w:eastAsia="Times New Roman" w:cs="Times New Roman"/>
-                <w:color w:val="000000"/>
-              </w:rPr>
-              <w:t>- Khi UIT xác nhận HIRED, hệ thống khóa hồ sơ sinh viên và các đơn liên quan, đóng các đơn còn hoạt động với lý do ACCEPTED_OTHER_JOB, hủy lịch liên quan và tạo hồ sơ thực tập trong cùng một giao dịch cơ sở dữ liệu.</w:t>
+              <w:ind w:left="760" w:hanging="200"/>
+              <w:jc w:val="left"/>
+            </w:pPr>
+            <w:r>
+              <w:t>- Khi đang được UIT xem xét, đơn có thể chuyển sang yêu cầu bổ sung hồ sơ, chuyển cho doanh nghiệp hoặc bị từ chối.</w:t>
+            </w:r>
+          </w:p>
+          <w:p>
+            <w:pPr>
+              <w:keepLines/>
+              <w:spacing w:after="60" w:line="300" w:lineRule="auto"/>
+              <w:ind w:left="760" w:hanging="200"/>
+              <w:jc w:val="left"/>
+            </w:pPr>
+            <w:r>
+              <w:rPr>
+                <w:rFonts w:ascii="Times New Roman" w:hAnsi="Times New Roman" w:eastAsia="Times New Roman" w:cs="Times New Roman"/>
+                <w:color w:val="000000"/>
+              </w:rPr>
+              <w:t>- Doanh nghiệp chỉ tiếp nhận và xử lý hồ sơ sau khi UIT đã chuyển đơn; việc đánh giá không phù hợp và mời phỏng vấn là hai quyết định độc lập.</w:t>
+            </w:r>
+          </w:p>
+          <w:p>
+            <w:pPr>
+              <w:keepLines/>
+              <w:spacing w:after="60" w:line="300" w:lineRule="auto"/>
+              <w:ind w:left="760" w:hanging="200"/>
+              <w:jc w:val="left"/>
+            </w:pPr>
+            <w:r>
+              <w:rPr>
+                <w:rFonts w:ascii="Times New Roman" w:hAnsi="Times New Roman" w:eastAsia="Times New Roman" w:cs="Times New Roman"/>
+                <w:color w:val="000000"/>
+              </w:rPr>
+              <w:t>- Khi kết quả phỏng vấn đạt yêu cầu, hệ thống chuyển sang bước chờ sinh viên phản hồi thư mời nhận việc; sau khi sinh viên đồng ý, UIT mới xác nhận chính thức nơi thực tập.</w:t>
+            </w:r>
+          </w:p>
+          <w:p>
+            <w:pPr>
+              <w:keepLines/>
+              <w:spacing w:after="60" w:line="300" w:lineRule="auto"/>
+              <w:ind w:left="760" w:hanging="200"/>
+              <w:jc w:val="left"/>
+            </w:pPr>
+            <w:r>
+              <w:rPr>
+                <w:rFonts w:ascii="Times New Roman" w:hAnsi="Times New Roman" w:eastAsia="Times New Roman" w:cs="Times New Roman"/>
+                <w:color w:val="000000"/>
+              </w:rPr>
+              <w:t>- Khi UIT xác nhận nơi thực tập, hệ thống tự động khóa hồ sơ sinh viên và các đơn liên quan, đóng những đơn ứng tuyển khác còn đang hoạt động (do sinh viên đã nhận việc ở nơi khác), hủy các lịch phỏng vấn còn lại và tạo hồ sơ thực tập — tất cả được thực hiện đồng thời để bảo đảm dữ liệu luôn nhất quán.</w:t>
             </w:r>
           </w:p>
           <w:p>
@@ -1822,7 +1807,7 @@
                 <w:rFonts w:ascii="Times New Roman" w:hAnsi="Times New Roman" w:eastAsia="Times New Roman" w:cs="Times New Roman"/>
                 <w:color w:val="000000"/>
               </w:rPr>
-              <w:t>UIT xác nhận nơi thực tập và hệ thống tạo hồ sơ thực tập ở trạng thái HIRED.</w:t>
+              <w:t>Sau khi UIT xác nhận nơi thực tập, hệ thống tự động tạo hồ sơ thực tập cho sinh viên.</w:t>
             </w:r>
           </w:p>
           <w:p>
@@ -1842,7 +1827,7 @@
                 <w:rFonts w:ascii="Times New Roman" w:hAnsi="Times New Roman" w:eastAsia="Times New Roman" w:cs="Times New Roman"/>
                 <w:color w:val="000000"/>
               </w:rPr>
-              <w:t>Trong giai đoạn HIRED, sinh viên lập và nộp kế hoạch thực tập; doanh nghiệp xác nhận trước khi UIT phê duyệt cuối cùng hoặc yêu cầu chỉnh sửa.</w:t>
+              <w:t>Ở giai đoạn chuẩn bị, sinh viên lập và nộp kế hoạch thực tập; doanh nghiệp xác nhận trước khi UIT phê duyệt lần cuối hoặc yêu cầu chỉnh sửa.</w:t>
             </w:r>
           </w:p>
           <w:p>
@@ -1862,7 +1847,7 @@
                 <w:rFonts w:ascii="Times New Roman" w:hAnsi="Times New Roman" w:eastAsia="Times New Roman" w:cs="Times New Roman"/>
                 <w:color w:val="000000"/>
               </w:rPr>
-              <w:t>UIT ghi nhận ngày bắt đầu thực tế để chuyển HIRED sang STARTED.</w:t>
+              <w:t>UIT ghi nhận ngày bắt đầu thực tế để chính thức chuyển kỳ thực tập sang giai đoạn đang diễn ra.</w:t>
             </w:r>
           </w:p>
           <w:p>
@@ -1882,7 +1867,7 @@
                 <w:rFonts w:ascii="Times New Roman" w:hAnsi="Times New Roman" w:eastAsia="Times New Roman" w:cs="Times New Roman"/>
                 <w:color w:val="000000"/>
               </w:rPr>
-              <w:t>Khi hồ sơ thực tập ở trạng thái STARTED, sinh viên tạo và nộp nhật ký theo từng tuần; doanh nghiệp xác nhận hoặc yêu cầu sửa, còn UIT theo dõi tiến độ và các trường hợp quá hạn.</w:t>
+              <w:t>Trong suốt quá trình thực tập, sinh viên ghi và nộp nhật ký hằng tuần; doanh nghiệp xác nhận hoặc yêu cầu chỉnh sửa, còn UIT theo dõi tiến độ chung và phát hiện các trường hợp trễ hạn.</w:t>
             </w:r>
           </w:p>
           <w:p>
@@ -1898,7 +1883,7 @@
               <w:jc w:val="left"/>
             </w:pPr>
             <w:r>
-              <w:t>UIT xác nhận ngày hoàn thành để chuyển STARTED sang COMPLETED.</w:t>
+              <w:t>UIT ghi nhận ngày hoàn thành để kết thúc kỳ thực tập.</w:t>
             </w:r>
           </w:p>
           <w:p>
@@ -1918,7 +1903,7 @@
                 <w:rFonts w:ascii="Times New Roman" w:hAnsi="Times New Roman" w:eastAsia="Times New Roman" w:cs="Times New Roman"/>
                 <w:color w:val="000000"/>
               </w:rPr>
-              <w:t>Sau COMPLETED, doanh nghiệp và sinh viên mỗi bên chỉ được gửi một phiếu đánh giá; phiếu không thể chỉnh sửa sau khi gửi. UIT xem đánh giá của cả hai phía, còn doanh nghiệp không xem nội dung phản hồi riêng tư của sinh viên.</w:t>
+              <w:t>Sau khi kết thúc, doanh nghiệp và sinh viên mỗi bên gửi một phiếu đánh giá và không thể chỉnh sửa sau khi đã gửi. UIT có quyền xem đánh giá của cả hai phía, trong khi doanh nghiệp không được xem nội dung phản hồi riêng tư của sinh viên.</w:t>
             </w:r>
           </w:p>
           <w:p>
@@ -1947,7 +1932,7 @@
                 <w:rFonts w:ascii="Times New Roman" w:hAnsi="Times New Roman" w:eastAsia="Times New Roman" w:cs="Times New Roman"/>
                 <w:color w:val="000000"/>
               </w:rPr>
-              <w:t>Hệ thống dùng kiến trúc nguyên khối mô-đun để giữ ranh giới giữa các mô-đun nhưng vẫn bảo đảm giao dịch nhất quán trong luồng xác nhận nơi thực tập liên quan đến nhiều đơn. Giao diện được chia thành các cổng thông tin theo vai trò; phía máy chủ quyết định quyền truy cập; mô-đun thực tập bao gồm hồ sơ thực tập, kế hoạch, nhật ký hằng tuần và đánh giá; PostgreSQL lưu dữ liệu có cấu trúc; R2 lưu tài liệu ở chế độ riêng tư; email được tách qua hộp thư chờ gửi để lỗi nhà cung cấp không làm hoàn tác giao dịch nghiệp vụ.</w:t>
+              <w:t>Hệ thống được tổ chức thành các mô-đun nghiệp vụ tách biệt rõ ràng (quản lý tin tuyển dụng, hồ sơ ứng tuyển, thực tập...), nhưng vẫn bảo đảm những thao tác liên quan đến nhiều đơn — như khi xác nhận nơi thực tập — được xử lý nhất quán, không gây sai lệch dữ liệu. Giao diện được thiết kế thành ba cổng thông tin riêng cho từng vai trò, trong khi việc kiểm soát quyền truy cập được thực hiện tập trung ở phía máy chủ. Mô-đun thực tập quản lý hồ sơ, kế hoạch, nhật ký hằng tuần và đánh giá của sinh viên. Dữ liệu nghiệp vụ được lưu trong cơ sở dữ liệu quan hệ, còn tài liệu được lưu trữ riêng tư trên nền tảng đám mây chuyên dụng. Việc gửi email được xử lý qua một hàng đợi trung gian, để nếu dịch vụ gửi email gặp sự cố thì các giao dịch nghiệp vụ chính vẫn không bị ảnh hưởng.</w:t>
             </w:r>
           </w:p>
           <w:p>
@@ -2113,45 +2098,45 @@
             <w:pPr>
               <w:keepLines/>
               <w:spacing w:after="60" w:line="300" w:lineRule="auto"/>
-              <w:ind w:left="403" w:hanging="403"/>
-              <w:jc w:val="left"/>
-            </w:pPr>
-            <w:r>
-              <w:rPr>
-                <w:rFonts w:ascii="Times New Roman" w:hAnsi="Times New Roman" w:eastAsia="Times New Roman" w:cs="Times New Roman"/>
-                <w:color w:val="000000"/>
-              </w:rPr>
-              <w:t>- Bảng APPLICATION_DOCUMENTS lưu bản chụp tài liệu để hồ sơ đã nộp không thay đổi khi sinh viên cập nhật CV sau đó.</w:t>
-            </w:r>
-          </w:p>
-          <w:p>
-            <w:pPr>
-              <w:keepLines/>
-              <w:spacing w:after="60" w:line="300" w:lineRule="auto"/>
-              <w:ind w:left="403" w:hanging="403"/>
-              <w:jc w:val="left"/>
-            </w:pPr>
-            <w:r>
-              <w:rPr>
-                <w:rFonts w:ascii="Times New Roman" w:hAnsi="Times New Roman" w:eastAsia="Times New Roman" w:cs="Times New Roman"/>
-                <w:color w:val="000000"/>
-              </w:rPr>
-              <w:t>- Chỉ mục duy nhất ngăn sinh viên nộp trùng vào cùng một tin khi đơn cũ còn hoạt động, đồng thời ngăn một sinh viên có hai hồ sơ thực tập được chấp nhận.</w:t>
-            </w:r>
-          </w:p>
-          <w:p>
-            <w:pPr>
-              <w:keepLines/>
-              <w:spacing w:after="60" w:line="300" w:lineRule="auto"/>
-              <w:ind w:left="403" w:hanging="403"/>
-              <w:jc w:val="left"/>
-            </w:pPr>
-            <w:r>
-              <w:rPr>
-                <w:rFonts w:ascii="Times New Roman" w:hAnsi="Times New Roman" w:eastAsia="Times New Roman" w:cs="Times New Roman"/>
-                <w:color w:val="000000"/>
-              </w:rPr>
-              <w:t>- Hồ sơ thực tập được tách khỏi đơn ứng tuyển để HIRED vẫn là trạng thái kết thúc của quy trình tuyển dụng, trong khi kỳ thực tập tiếp tục qua STARTED và COMPLETED.</w:t>
+              <w:ind w:left="760" w:hanging="200"/>
+              <w:jc w:val="left"/>
+            </w:pPr>
+            <w:r>
+              <w:rPr>
+                <w:rFonts w:ascii="Times New Roman" w:hAnsi="Times New Roman" w:eastAsia="Times New Roman" w:cs="Times New Roman"/>
+                <w:color w:val="000000"/>
+              </w:rPr>
+              <w:t>- Hệ thống lưu lại bản chụp tài liệu tại thời điểm nộp hồ sơ, để nội dung hồ sơ đã nộp không bị thay đổi ngay cả khi sinh viên cập nhật CV sau đó.</w:t>
+            </w:r>
+          </w:p>
+          <w:p>
+            <w:pPr>
+              <w:keepLines/>
+              <w:spacing w:after="60" w:line="300" w:lineRule="auto"/>
+              <w:ind w:left="760" w:hanging="200"/>
+              <w:jc w:val="left"/>
+            </w:pPr>
+            <w:r>
+              <w:rPr>
+                <w:rFonts w:ascii="Times New Roman" w:hAnsi="Times New Roman" w:eastAsia="Times New Roman" w:cs="Times New Roman"/>
+                <w:color w:val="000000"/>
+              </w:rPr>
+              <w:t>- Hệ thống bảo đảm một sinh viên không thể nộp trùng đơn vào cùng một tin tuyển dụng khi đơn cũ vẫn còn hiệu lực, và không thể có hai hồ sơ thực tập được chấp nhận cùng lúc.</w:t>
+            </w:r>
+          </w:p>
+          <w:p>
+            <w:pPr>
+              <w:keepLines/>
+              <w:spacing w:after="60" w:line="300" w:lineRule="auto"/>
+              <w:ind w:left="760" w:hanging="200"/>
+              <w:jc w:val="left"/>
+            </w:pPr>
+            <w:r>
+              <w:rPr>
+                <w:rFonts w:ascii="Times New Roman" w:hAnsi="Times New Roman" w:eastAsia="Times New Roman" w:cs="Times New Roman"/>
+                <w:color w:val="000000"/>
+              </w:rPr>
+              <w:t>- Hồ sơ thực tập được tách riêng khỏi đơn ứng tuyển: việc xác nhận nơi thực tập được xem là bước kết thúc của quy trình tuyển dụng, trong khi kỳ thực tập sau đó tiếp tục qua các giai đoạn đang diễn ra và hoàn thành.</w:t>
             </w:r>
           </w:p>
           <w:p>
@@ -2192,7 +2177,7 @@
                 <w:color w:val="000000"/>
                 <w:sz w:val="26"/>
               </w:rPr>
-              <w:t xml:space="preserve"> JWT có issuer, audience và thời hạn; refresh token HttpOnly được xoay vòng; mật khẩu được băm; phía máy chủ áp dụng RBAC và kiểm soát quyền sở hữu dữ liệu; truy cập chéo tài nguyên trả về 404; phản hồi nghiệp vụ không được lưu vào bộ nhớ đệm.</w:t>
+              <w:t xml:space="preserve"> Hệ thống xác thực người dùng bằng token có thời hạn, được cấp lại định kỳ theo cơ chế an toàn; mật khẩu được mã hóa trước khi lưu trữ; quyền truy cập được kiểm soát chặt chẽ theo vai trò và phạm vi dữ liệu sở hữu; khi người dùng cố truy cập dữ liệu ngoài phạm vi của mình, hệ thống báo không tìm thấy thay vì tiết lộ sự tồn tại của dữ liệu đó.</w:t>
             </w:r>
           </w:p>
           <w:p>
@@ -2217,7 +2202,7 @@
                 <w:color w:val="000000"/>
                 <w:sz w:val="26"/>
               </w:rPr>
-              <w:t xml:space="preserve"> chỉ nhận tệp PDF tối đa 10 MB; kiểm tra MIME, kích thước và chữ ký tệp; khóa đối tượng do máy chủ sinh; vùng lưu trữ ở chế độ riêng tư; URL ký có thời hạn ngắn và không được ghi vào nhật ký.</w:t>
+              <w:t xml:space="preserve"> hệ thống chỉ chấp nhận tệp PDF với dung lượng tối đa 10 MB và kiểm tra kỹ định dạng, kích thước cùng tính hợp lệ của tệp trước khi lưu trữ; tài liệu được lưu ở chế độ riêng tư và chỉ truy cập được qua đường dẫn tạm thời, có thời hạn ngắn, sau khi hệ thống xác minh quyền truy cập.</w:t>
             </w:r>
           </w:p>
           <w:p>
@@ -2242,7 +2227,7 @@
                 <w:color w:val="000000"/>
                 <w:sz w:val="26"/>
               </w:rPr>
-              <w:t xml:space="preserve"> giao dịch cơ sở dữ liệu, SELECT FOR UPDATE, số phiên bản lạc quan, khóa chống lặp, chỉ mục duy nhất và cơ chế chống trùng thông báo bảo vệ các thao tác đồng thời.</w:t>
+              <w:t xml:space="preserve"> các cơ chế kiểm soát giao dịch và khóa dữ liệu được áp dụng để khi nhiều người dùng cùng thao tác trên một bản ghi, hệ thống vẫn xử lý đúng thứ tự, không gây sai lệch hay trùng lặp dữ liệu, kể cả khi người dùng gửi lại yêu cầu do lỗi mạng.</w:t>
             </w:r>
           </w:p>
           <w:p>
@@ -2267,7 +2252,7 @@
                 <w:color w:val="000000"/>
                 <w:sz w:val="26"/>
               </w:rPr>
-              <w:t xml:space="preserve"> giao diện có trạng thái đang tải, không có dữ liệu, lỗi và thử lại; hỗ trợ máy tính, máy tính bảng và điện thoại; bảng điều khiển cung cấp công việc cần xử lý theo vai trò.</w:t>
+              <w:t xml:space="preserve"> giao diện hiển thị rõ ràng các trạng thái đang tải, chưa có dữ liệu, gặp lỗi và cho phép thử lại; hệ thống hoạt động tốt trên máy tính, máy tính bảng và điện thoại; mỗi vai trò có bảng điều khiển riêng, hiển thị những công việc cần xử lý.</w:t>
             </w:r>
           </w:p>
           <w:p>
@@ -2292,7 +2277,7 @@
                 <w:color w:val="000000"/>
                 <w:sz w:val="26"/>
               </w:rPr>
-              <w:t xml:space="preserve"> kho mã nguồn chung tách các phần frontend, backend, cơ sở dữ liệu và tài liệu; migration được thực hiện tuần tự; OpenAPI và kiểm thử tự động được duy trì; các mô-đun phía máy chủ được tổ chức theo miền nghiệp vụ.</w:t>
+              <w:t xml:space="preserve"> mã nguồn được tổ chức tách bạch giữa phần giao diện, xử lý nghiệp vụ, cơ sở dữ liệu và tài liệu; các thay đổi về cấu trúc dữ liệu được quản lý theo trình tự rõ ràng; tài liệu mô tả API và các kiểm thử tự động được duy trì song song với quá trình phát triển.</w:t>
             </w:r>
           </w:p>
           <w:p>
@@ -2317,7 +2302,7 @@
                 <w:color w:val="000000"/>
                 <w:sz w:val="26"/>
               </w:rPr>
-              <w:t xml:space="preserve"> mã truy vết, nhật ký có cấu trúc, kiểm tra tình trạng, nhật ký kiểm toán, diễn tập sao lưu và khôi phục, cùng bước kiểm tra mức độ sẵn sàng triển khai hỗ trợ xử lý sự cố.</w:t>
+              <w:t xml:space="preserve"> hệ thống ghi nhật ký hoạt động có cấu trúc, tự động kiểm tra tình trạng hoạt động, lưu nhật ký kiểm toán cho các thao tác quan trọng, đồng thời có quy trình sao lưu, khôi phục dữ liệu và bước kiểm tra trước khi triển khai, nhằm hỗ trợ phát hiện và xử lý sự cố nhanh chóng.</w:t>
             </w:r>
           </w:p>
           <w:p>
@@ -2355,7 +2340,7 @@
             <w:pPr>
               <w:keepLines/>
               <w:spacing w:after="60" w:line="300" w:lineRule="auto"/>
-              <w:ind w:left="403" w:hanging="403"/>
+              <w:ind w:left="760" w:hanging="200"/>
               <w:jc w:val="left"/>
             </w:pPr>
             <w:r>
@@ -2370,7 +2355,7 @@
             <w:pPr>
               <w:keepLines/>
               <w:spacing w:after="60" w:line="300" w:lineRule="auto"/>
-              <w:ind w:left="403" w:hanging="403"/>
+              <w:ind w:left="760" w:hanging="200"/>
               <w:jc w:val="left"/>
             </w:pPr>
             <w:r>
@@ -2385,7 +2370,7 @@
             <w:pPr>
               <w:keepLines/>
               <w:spacing w:after="60" w:line="300" w:lineRule="auto"/>
-              <w:ind w:left="403" w:hanging="403"/>
+              <w:ind w:left="760" w:hanging="200"/>
               <w:jc w:val="left"/>
             </w:pPr>
             <w:r>
@@ -2400,7 +2385,7 @@
             <w:pPr>
               <w:keepLines/>
               <w:spacing w:after="60" w:line="300" w:lineRule="auto"/>
-              <w:ind w:left="403" w:hanging="403"/>
+              <w:ind w:left="760" w:hanging="200"/>
               <w:jc w:val="left"/>
             </w:pPr>
             <w:r>
@@ -2415,7 +2400,7 @@
             <w:pPr>
               <w:keepLines/>
               <w:spacing w:after="60" w:line="300" w:lineRule="auto"/>
-              <w:ind w:left="403" w:hanging="403"/>
+              <w:ind w:left="760" w:hanging="200"/>
               <w:jc w:val="left"/>
             </w:pPr>
             <w:r>
@@ -2519,7 +2504,7 @@
                 <w:rFonts w:ascii="Times New Roman" w:hAnsi="Times New Roman" w:eastAsia="Times New Roman" w:cs="Times New Roman"/>
                 <w:color w:val="000000"/>
               </w:rPr>
-              <w:t>Tích hợp giao diện theo trường availableActions từ API; bổ sung các trạng thái đang tải, không có dữ liệu, lỗi, thành công và xác nhận.</w:t>
+              <w:t>Tích hợp giao diện theo đúng danh sách hành động khả dụng mà API trả về cho từng trạng thái; bổ sung các trạng thái đang tải, không có dữ liệu, lỗi, thành công và xác nhận.</w:t>
             </w:r>
           </w:p>
           <w:p>
@@ -2603,7 +2588,7 @@
             <w:pPr>
               <w:keepLines/>
               <w:spacing w:after="60" w:line="300" w:lineRule="auto"/>
-              <w:ind w:left="403" w:hanging="403"/>
+              <w:ind w:left="760" w:hanging="200"/>
               <w:jc w:val="left"/>
             </w:pPr>
             <w:r>
@@ -2618,22 +2603,22 @@
             <w:pPr>
               <w:keepLines/>
               <w:spacing w:after="60" w:line="300" w:lineRule="auto"/>
-              <w:ind w:left="403" w:hanging="403"/>
-              <w:jc w:val="left"/>
-            </w:pPr>
-            <w:r>
-              <w:rPr>
-                <w:rFonts w:ascii="Times New Roman" w:hAnsi="Times New Roman" w:eastAsia="Times New Roman" w:cs="Times New Roman"/>
-                <w:color w:val="000000"/>
-              </w:rPr>
-              <w:t>- Phía máy chủ Java sử dụng JUnit và Mockito để kiểm thử tính hợp lệ, lớp dịch vụ và máy trạng thái. Tệp pom.xml đã khai báo Testcontainers nhưng chưa có kiểm thử tích hợp nào sử dụng thư viện này.</w:t>
-            </w:r>
-          </w:p>
-          <w:p>
-            <w:pPr>
-              <w:keepLines/>
-              <w:spacing w:after="60" w:line="300" w:lineRule="auto"/>
-              <w:ind w:left="403" w:hanging="403"/>
+              <w:ind w:left="760" w:hanging="200"/>
+              <w:jc w:val="left"/>
+            </w:pPr>
+            <w:r>
+              <w:rPr>
+                <w:rFonts w:ascii="Times New Roman" w:hAnsi="Times New Roman" w:eastAsia="Times New Roman" w:cs="Times New Roman"/>
+                <w:color w:val="000000"/>
+              </w:rPr>
+              <w:t>- Phía máy chủ sử dụng các công cụ kiểm thử chuẩn của Java để kiểm tra tính hợp lệ dữ liệu, lớp xử lý nghiệp vụ và máy trạng thái. Công cụ hỗ trợ kiểm thử tích hợp với cơ sở dữ liệu thật đã được chuẩn bị trong cấu hình dự án nhưng chưa được áp dụng vào các kịch bản kiểm thử cụ thể.</w:t>
+            </w:r>
+          </w:p>
+          <w:p>
+            <w:pPr>
+              <w:keepLines/>
+              <w:spacing w:after="60" w:line="300" w:lineRule="auto"/>
+              <w:ind w:left="760" w:hanging="200"/>
               <w:jc w:val="left"/>
             </w:pPr>
             <w:r>
@@ -2648,22 +2633,22 @@
             <w:pPr>
               <w:keepLines/>
               <w:spacing w:after="60" w:line="300" w:lineRule="auto"/>
-              <w:ind w:left="403" w:hanging="403"/>
-              <w:jc w:val="left"/>
-            </w:pPr>
-            <w:r>
-              <w:rPr>
-                <w:rFonts w:ascii="Times New Roman" w:hAnsi="Times New Roman" w:eastAsia="Times New Roman" w:cs="Times New Roman"/>
-                <w:color w:val="000000"/>
-              </w:rPr>
-              <w:t>- Kiểm thử nhanh bằng Playwright kiểm tra đăng nhập của ba vai trò trên PostgreSQL; bộ kịch bản E2E đầy đủ cho luồng chính, bổ sung hồ sơ, từ chối, rút đơn, hủy phỏng vấn, phản hồi thư mời nhận việc, danh mục, báo cáo, kế hoạch và nhật ký thực tập đã được viết nhưng cần chạy riêng trước khi chốt phát hành.</w:t>
-            </w:r>
-          </w:p>
-          <w:p>
-            <w:pPr>
-              <w:keepLines/>
-              <w:spacing w:after="60" w:line="300" w:lineRule="auto"/>
-              <w:ind w:left="403" w:hanging="403"/>
+              <w:ind w:left="760" w:hanging="200"/>
+              <w:jc w:val="left"/>
+            </w:pPr>
+            <w:r>
+              <w:rPr>
+                <w:rFonts w:ascii="Times New Roman" w:hAnsi="Times New Roman" w:eastAsia="Times New Roman" w:cs="Times New Roman"/>
+                <w:color w:val="000000"/>
+              </w:rPr>
+              <w:t>- Kiểm thử tự động kiểm tra chức năng đăng nhập của cả ba vai trò trên dữ liệu thật; ngoài ra, bộ kịch bản kiểm thử đầu cuối đầy đủ cho luồng chính và các nhánh xử lý như bổ sung hồ sơ, từ chối, rút đơn, hủy phỏng vấn, phản hồi thư mời nhận việc, quản trị danh mục, báo cáo, kế hoạch và nhật ký thực tập đã được viết sẵn, nhưng cần chạy lại độc lập trước khi chốt phát hành.</w:t>
+            </w:r>
+          </w:p>
+          <w:p>
+            <w:pPr>
+              <w:keepLines/>
+              <w:spacing w:after="60" w:line="300" w:lineRule="auto"/>
+              <w:ind w:left="760" w:hanging="200"/>
               <w:jc w:val="left"/>
             </w:pPr>
             <w:r>
@@ -2752,7 +2737,7 @@
                 <w:color w:val="000000"/>
                 <w:sz w:val="26"/>
               </w:rPr>
-              <w:t xml:space="preserve"> Java 21, Spring Boot 3.5, Spring Web/Security, Bean Validation, JDBC và Actuator; JWT dùng Nimbus JOSE, chưa dùng OAuth2 Resource Server của Spring.</w:t>
+              <w:t xml:space="preserve"> xây dựng bằng Java 21 và Spring Boot, tận dụng các thành phần bảo mật, xác thực dữ liệu và giám sát tình trạng có sẵn của nền tảng này; cơ chế xác thực bằng token được cài đặt riêng, chưa dùng module xác thực chuẩn có sẵn của Spring.</w:t>
             </w:r>
           </w:p>
           <w:p>
@@ -2777,7 +2762,7 @@
                 <w:color w:val="000000"/>
                 <w:sz w:val="26"/>
               </w:rPr>
-              <w:t xml:space="preserve"> PostgreSQL 16 trên Neon; migration SQL tuần tự; giao dịch tại lớp dịch vụ/kho dữ liệu.</w:t>
+              <w:t xml:space="preserve"> sử dụng PostgreSQL (triển khai trên nền tảng Neon); các thay đổi về cấu trúc dữ liệu được quản lý tuần tự, giao dịch được xử lý ở lớp dịch vụ.</w:t>
             </w:r>
           </w:p>
           <w:p>
@@ -2802,7 +2787,7 @@
                 <w:color w:val="000000"/>
                 <w:sz w:val="26"/>
               </w:rPr>
-              <w:t xml:space="preserve"> Cloudflare R2 riêng tư qua SDK tương thích S3; URL PUT/GET ký trước; kiểm tra PDF sau khi tải lên.</w:t>
+              <w:t xml:space="preserve"> tài liệu được lưu trữ riêng tư trên nền tảng đám mây Cloudflare R2; việc tải lên và tải xuống đều thông qua đường dẫn có chữ ký, được kiểm tra tính hợp lệ trước khi cấp quyền.</w:t>
             </w:r>
           </w:p>
           <w:p>
@@ -2824,7 +2809,7 @@
                 <w:color w:val="000000"/>
                 <w:sz w:val="26"/>
               </w:rPr>
-              <w:t>CSV UTF-8 an toàn với Excel và XLSX tạo bằng Apache POI, giới hạn 10.000 dòng.</w:t>
+              <w:t>hỗ trợ xuất dữ liệu ở định dạng CSV và Excel, giới hạn tối đa 10.000 dòng mỗi lần xuất.</w:t>
             </w:r>
           </w:p>
           <w:p>
@@ -2849,7 +2834,7 @@
                 <w:color w:val="000000"/>
                 <w:sz w:val="26"/>
               </w:rPr>
-              <w:t xml:space="preserve"> frontend trên Vercel; backend Java đóng gói Docker trên Railway; cơ sở dữ liệu Neon; tệp trên R2.</w:t>
+              <w:t xml:space="preserve"> giao diện được triển khai trên Vercel; phần xử lý nghiệp vụ đóng gói bằng Docker và triển khai trên Railway; cơ sở dữ liệu và tệp lưu trữ sử dụng các dịch vụ đám mây tương ứng.</w:t>
             </w:r>
           </w:p>
           <w:p>
@@ -2863,6 +2848,7 @@
                 <w:rFonts w:ascii="Times New Roman" w:hAnsi="Times New Roman" w:eastAsia="Times New Roman" w:cs="Times New Roman"/>
                 <w:b/>
                 <w:color w:val="000000"/>
+                <w:sz w:val="26"/>
               </w:rPr>
               <w:t>Kiểm thử và CI:</w:t>
             </w:r>
@@ -2871,8 +2857,9 @@
                 <w:rFonts w:ascii="Times New Roman" w:hAnsi="Times New Roman" w:eastAsia="Times New Roman" w:cs="Times New Roman"/>
                 <w:b w:val="0"/>
                 <w:color w:val="000000"/>
-              </w:rPr>
-              <w:t xml:space="preserve"> backend dùng JUnit/Spring Test/Mockito; frontend kiểm thử/build; GitHub Actions chạy Playwright với PostgreSQL; E2E đầy đủ chạy riêng trước phát hành; build dùng Maven Wrapper và pnpm.</w:t>
+                <w:sz w:val="26"/>
+              </w:rPr>
+              <w:t xml:space="preserve"> cả phía máy chủ và giao diện đều có bộ kiểm thử tự động, được chạy tự động mỗi khi có thay đổi mã nguồn; kiểm thử đầu cuối đầy đủ được chạy riêng trước mỗi lần phát hành.</w:t>
             </w:r>
           </w:p>
           <w:p>
@@ -2895,7 +2882,7 @@
             <w:pPr>
               <w:keepLines/>
               <w:spacing w:after="60" w:line="300" w:lineRule="auto"/>
-              <w:ind w:left="403" w:hanging="403"/>
+              <w:ind w:left="760" w:hanging="200"/>
               <w:jc w:val="left"/>
             </w:pPr>
             <w:r>
@@ -2910,7 +2897,7 @@
             <w:pPr>
               <w:keepLines/>
               <w:spacing w:after="60" w:line="300" w:lineRule="auto"/>
-              <w:ind w:left="403" w:hanging="403"/>
+              <w:ind w:left="760" w:hanging="200"/>
               <w:jc w:val="left"/>
             </w:pPr>
             <w:r>
@@ -2925,7 +2912,7 @@
             <w:pPr>
               <w:keepLines/>
               <w:spacing w:after="60" w:line="300" w:lineRule="auto"/>
-              <w:ind w:left="403" w:hanging="403"/>
+              <w:ind w:left="760" w:hanging="200"/>
               <w:jc w:val="left"/>
             </w:pPr>
             <w:r>
@@ -2940,52 +2927,52 @@
             <w:pPr>
               <w:keepLines/>
               <w:spacing w:after="60" w:line="300" w:lineRule="auto"/>
-              <w:ind w:left="403" w:hanging="403"/>
-              <w:jc w:val="left"/>
-            </w:pPr>
-            <w:r>
-              <w:rPr>
-                <w:rFonts w:ascii="Times New Roman" w:hAnsi="Times New Roman" w:eastAsia="Times New Roman" w:cs="Times New Roman"/>
-                <w:color w:val="000000"/>
-              </w:rPr>
-              <w:t>- Đã hoàn thành hàng đợi ứng viên, lịch, PASS/FAIL, PDF thư mời riêng tư và phản hồi.</w:t>
-            </w:r>
-          </w:p>
-          <w:p>
-            <w:pPr>
-              <w:keepLines/>
-              <w:spacing w:after="60" w:line="300" w:lineRule="auto"/>
-              <w:ind w:left="403" w:hanging="403"/>
-              <w:jc w:val="left"/>
-            </w:pPr>
-            <w:r>
-              <w:rPr>
-                <w:rFonts w:ascii="Times New Roman" w:hAnsi="Times New Roman" w:eastAsia="Times New Roman" w:cs="Times New Roman"/>
-                <w:color w:val="000000"/>
-              </w:rPr>
-              <w:t>- Đã hoàn thành xác nhận nơi thực tập nhiều đơn, HIRED/STARTED/COMPLETED và đánh giá hai phía.</w:t>
-            </w:r>
-          </w:p>
-          <w:p>
-            <w:pPr>
-              <w:keepLines/>
-              <w:spacing w:after="60" w:line="300" w:lineRule="auto"/>
-              <w:ind w:left="403" w:hanging="403"/>
-              <w:jc w:val="left"/>
-            </w:pPr>
-            <w:r>
-              <w:rPr>
-                <w:rFonts w:ascii="Times New Roman" w:hAnsi="Times New Roman" w:eastAsia="Times New Roman" w:cs="Times New Roman"/>
-                <w:color w:val="000000"/>
-              </w:rPr>
-              <w:t>- Đã triển khai kế hoạch và nhật ký thực tập cho ba vai trò, gồm migration, API, giao diện, lịch sử và kiểm thử đơn vị; cần chạy lại E2E với PostgreSQL thật.</w:t>
-            </w:r>
-          </w:p>
-          <w:p>
-            <w:pPr>
-              <w:keepLines/>
-              <w:spacing w:after="60" w:line="300" w:lineRule="auto"/>
-              <w:ind w:left="403" w:hanging="403"/>
+              <w:ind w:left="760" w:hanging="200"/>
+              <w:jc w:val="left"/>
+            </w:pPr>
+            <w:r>
+              <w:rPr>
+                <w:rFonts w:ascii="Times New Roman" w:hAnsi="Times New Roman" w:eastAsia="Times New Roman" w:cs="Times New Roman"/>
+                <w:color w:val="000000"/>
+              </w:rPr>
+              <w:t>- Đã hoàn thành hàng đợi ứng viên, lịch phỏng vấn, kết quả đạt/không đạt, PDF thư mời riêng tư và phản hồi.</w:t>
+            </w:r>
+          </w:p>
+          <w:p>
+            <w:pPr>
+              <w:keepLines/>
+              <w:spacing w:after="60" w:line="300" w:lineRule="auto"/>
+              <w:ind w:left="760" w:hanging="200"/>
+              <w:jc w:val="left"/>
+            </w:pPr>
+            <w:r>
+              <w:rPr>
+                <w:rFonts w:ascii="Times New Roman" w:hAnsi="Times New Roman" w:eastAsia="Times New Roman" w:cs="Times New Roman"/>
+                <w:color w:val="000000"/>
+              </w:rPr>
+              <w:t>- Đã hoàn thành xác nhận nơi thực tập nhiều đơn, theo dõi tiến độ thực tập qua từng giai đoạn và đánh giá hai phía.</w:t>
+            </w:r>
+          </w:p>
+          <w:p>
+            <w:pPr>
+              <w:keepLines/>
+              <w:spacing w:after="60" w:line="300" w:lineRule="auto"/>
+              <w:ind w:left="760" w:hanging="200"/>
+              <w:jc w:val="left"/>
+            </w:pPr>
+            <w:r>
+              <w:rPr>
+                <w:rFonts w:ascii="Times New Roman" w:hAnsi="Times New Roman" w:eastAsia="Times New Roman" w:cs="Times New Roman"/>
+                <w:color w:val="000000"/>
+              </w:rPr>
+              <w:t>- Đã triển khai chức năng lập kế hoạch và ghi nhật ký thực tập cho cả ba vai trò, bao gồm phần lưu trữ, xử lý, giao diện, lịch sử thay đổi và kiểm thử; cần chạy lại kiểm thử đầu cuối trên dữ liệu thật trước khi hoàn thiện.</w:t>
+            </w:r>
+          </w:p>
+          <w:p>
+            <w:pPr>
+              <w:keepLines/>
+              <w:spacing w:after="60" w:line="300" w:lineRule="auto"/>
+              <w:ind w:left="760" w:hanging="200"/>
               <w:jc w:val="left"/>
             </w:pPr>
             <w:r>
@@ -3000,15 +2987,15 @@
             <w:pPr>
               <w:keepLines/>
               <w:spacing w:after="60" w:line="300" w:lineRule="auto"/>
-              <w:ind w:left="403" w:hanging="403"/>
-              <w:jc w:val="left"/>
-            </w:pPr>
-            <w:r>
-              <w:rPr>
-                <w:rFonts w:ascii="Times New Roman" w:hAnsi="Times New Roman" w:eastAsia="Times New Roman" w:cs="Times New Roman"/>
-                <w:color w:val="000000"/>
-              </w:rPr>
-              <w:t>- Đã có OpenAPI, migration, máy trạng thái, kịch bản demo và kiểm thử tự động; cần cập nhật ma trận RBAC và mô hình đe dọa từ Express sang Java/Spring Boot.</w:t>
+              <w:ind w:left="760" w:hanging="200"/>
+              <w:jc w:val="left"/>
+            </w:pPr>
+            <w:r>
+              <w:rPr>
+                <w:rFonts w:ascii="Times New Roman" w:hAnsi="Times New Roman" w:eastAsia="Times New Roman" w:cs="Times New Roman"/>
+                <w:color w:val="000000"/>
+              </w:rPr>
+              <w:t>- Đã có tài liệu mô tả API, lược đồ cơ sở dữ liệu, máy trạng thái, kịch bản demo và kiểm thử tự động; cần cập nhật lại ma trận phân quyền và mô hình rủi ro bảo mật cho phù hợp với nền tảng backend Java hiện tại.</w:t>
             </w:r>
           </w:p>
           <w:p>
@@ -3031,7 +3018,7 @@
             <w:pPr>
               <w:keepLines/>
               <w:spacing w:after="60" w:line="300" w:lineRule="auto"/>
-              <w:ind w:left="403" w:hanging="403"/>
+              <w:ind w:left="760" w:hanging="200"/>
               <w:jc w:val="left"/>
             </w:pPr>
             <w:r>
@@ -3046,7 +3033,7 @@
             <w:pPr>
               <w:keepLines/>
               <w:spacing w:after="60" w:line="300" w:lineRule="auto"/>
-              <w:ind w:left="403" w:hanging="403"/>
+              <w:ind w:left="760" w:hanging="200"/>
               <w:jc w:val="left"/>
             </w:pPr>
             <w:r>
@@ -3061,22 +3048,22 @@
             <w:pPr>
               <w:keepLines/>
               <w:spacing w:after="60" w:line="300" w:lineRule="auto"/>
-              <w:ind w:left="403" w:hanging="403"/>
-              <w:jc w:val="left"/>
-            </w:pPr>
-            <w:r>
-              <w:rPr>
-                <w:rFonts w:ascii="Times New Roman" w:hAnsi="Times New Roman" w:eastAsia="Times New Roman" w:cs="Times New Roman"/>
-                <w:color w:val="000000"/>
-              </w:rPr>
-              <w:t>- Máy trạng thái trong báo cáo, OpenAPI và mã nguồn nhất quán; giao diện tuân theo availableActions.</w:t>
-            </w:r>
-          </w:p>
-          <w:p>
-            <w:pPr>
-              <w:keepLines/>
-              <w:spacing w:after="60" w:line="300" w:lineRule="auto"/>
-              <w:ind w:left="403" w:hanging="403"/>
+              <w:ind w:left="760" w:hanging="200"/>
+              <w:jc w:val="left"/>
+            </w:pPr>
+            <w:r>
+              <w:rPr>
+                <w:rFonts w:ascii="Times New Roman" w:hAnsi="Times New Roman" w:eastAsia="Times New Roman" w:cs="Times New Roman"/>
+                <w:color w:val="000000"/>
+              </w:rPr>
+              <w:t>- Máy trạng thái trong báo cáo, tài liệu API và mã nguồn nhất quán; giao diện chỉ hiển thị đúng những hành động mà người dùng được phép thực hiện ở từng trạng thái.</w:t>
+            </w:r>
+          </w:p>
+          <w:p>
+            <w:pPr>
+              <w:keepLines/>
+              <w:spacing w:after="60" w:line="300" w:lineRule="auto"/>
+              <w:ind w:left="760" w:hanging="200"/>
               <w:jc w:val="left"/>
             </w:pPr>
             <w:r>
@@ -3091,15 +3078,15 @@
             <w:pPr>
               <w:keepLines/>
               <w:spacing w:after="60" w:line="300" w:lineRule="auto"/>
-              <w:ind w:left="403" w:hanging="403"/>
-              <w:jc w:val="left"/>
-            </w:pPr>
-            <w:r>
-              <w:rPr>
-                <w:rFonts w:ascii="Times New Roman" w:hAnsi="Times New Roman" w:eastAsia="Times New Roman" w:cs="Times New Roman"/>
-                <w:color w:val="000000"/>
-              </w:rPr>
-              <w:t>- Bản phát hành Java dùng đúng API; khóa bí mật được xoay, tài khoản demo bị tắt và kiểm tra tình trạng đạt yêu cầu.</w:t>
+              <w:ind w:left="760" w:hanging="200"/>
+              <w:jc w:val="left"/>
+            </w:pPr>
+            <w:r>
+              <w:rPr>
+                <w:rFonts w:ascii="Times New Roman" w:hAnsi="Times New Roman" w:eastAsia="Times New Roman" w:cs="Times New Roman"/>
+                <w:color w:val="000000"/>
+              </w:rPr>
+              <w:t>- Bản phát hành chính thức sử dụng đúng địa chỉ API; các khóa bảo mật được thay mới, tài khoản dùng để demo bị vô hiệu hóa và hệ thống kiểm tra tình trạng hoạt động đạt yêu cầu.</w:t>
             </w:r>
           </w:p>
         </w:tc>
@@ -3312,42 +3299,7 @@
                       <w:color w:val="000000"/>
                       <w:sz w:val="22"/>
                     </w:rPr>
-                    <w:t>31/07</w:t>
-                  </w:r>
-                  <w:r>
-                    <w:rPr>
-                      <w:color w:val="000000"/>
-                      <w:sz w:val="22"/>
-                    </w:rPr>
-                    <w:t xml:space="preserve"> - </w:t>
-                  </w:r>
-                  <w:r>
-                    <w:rPr>
-                      <w:color w:val="000000"/>
-                      <w:sz w:val="22"/>
-                    </w:rPr>
-                    <w:t>07</w:t>
-                  </w:r>
-                  <w:r>
-                    <w:rPr>
-                      <w:color w:val="000000"/>
-                      <w:sz w:val="22"/>
-                    </w:rPr>
-                    <w:t>/0</w:t>
-                  </w:r>
-                  <w:r>
-                    <w:rPr>
-                      <w:color w:val="000000"/>
-                      <w:sz w:val="22"/>
-                    </w:rPr>
-                    <w:t>8</w:t>
-                  </w:r>
-                  <w:r>
-                    <w:rPr>
-                      <w:color w:val="000000"/>
-                      <w:sz w:val="22"/>
-                    </w:rPr>
-                    <w:t>/2026</w:t>
+                    <w:t xml:space="preserve">31/07 - 07/08/2026</w:t>
                   </w:r>
                 </w:p>
               </w:tc>
@@ -3583,6 +3535,11 @@
                     <w:jc w:val="center"/>
                   </w:pPr>
                   <w:r>
+                    <w:rPr>
+                      <w:rFonts w:ascii="Times New Roman" w:hAnsi="Times New Roman" w:eastAsia="Times New Roman" w:cs="Times New Roman"/>
+                      <w:color w:val="000000"/>
+                      <w:sz w:val="22"/>
+                    </w:rPr>
                     <w:t>17/08 - 18/08/2026</w:t>
                   </w:r>
                 </w:p>
@@ -3876,7 +3833,7 @@
                       <w:color w:val="000000"/>
                       <w:sz w:val="21"/>
                     </w:rPr>
-                    <w:t xml:space="preserve"> Cài đặt quyết định doanh nghiệp, phỏng vấn, PASS/FAIL, thư mời, xác nhận nơi thực tập và kiểm soát đồng thời.</w:t>
+                    <w:t xml:space="preserve"> Cài đặt quyết định doanh nghiệp, phỏng vấn, kết quả đạt/không đạt, thư mời, xác nhận nơi thực tập và kiểm soát đồng thời.</w:t>
                   </w:r>
                 </w:p>
               </w:tc>
@@ -3897,7 +3854,7 @@
                       <w:color w:val="000000"/>
                       <w:sz w:val="21"/>
                     </w:rPr>
-                    <w:t>Luồng chính hoàn chỉnh đến HIRED; các đơn khác được đóng nhất quán.</w:t>
+                    <w:t>Luồng chính hoàn chỉnh đến bước xác nhận nơi thực tập; các đơn ứng tuyển khác được đóng nhất quán.</w:t>
                   </w:r>
                 </w:p>
               </w:tc>
@@ -4059,56 +4016,7 @@
                       <w:color w:val="000000"/>
                       <w:sz w:val="22"/>
                     </w:rPr>
-                    <w:t>18</w:t>
-                  </w:r>
-                  <w:r>
-                    <w:rPr>
-                      <w:color w:val="000000"/>
-                      <w:sz w:val="22"/>
-                    </w:rPr>
-                    <w:t>/</w:t>
-                  </w:r>
-                  <w:r>
-                    <w:rPr>
-                      <w:color w:val="000000"/>
-                      <w:sz w:val="22"/>
-                    </w:rPr>
-                    <w:t>09</w:t>
-                  </w:r>
-                  <w:r>
-                    <w:rPr>
-                      <w:color w:val="000000"/>
-                      <w:sz w:val="22"/>
-                    </w:rPr>
-                    <w:t xml:space="preserve"> - </w:t>
-                  </w:r>
-                  <w:r>
-                    <w:rPr>
-                      <w:color w:val="000000"/>
-                      <w:sz w:val="22"/>
-                    </w:rPr>
-                    <w:t>25</w:t>
-                  </w:r>
-                  <w:r>
-                    <w:rPr>
-                      <w:color w:val="000000"/>
-                      <w:sz w:val="22"/>
-                    </w:rPr>
-                    <w:t>/</w:t>
-                  </w:r>
-                  <w:r>
-                    <w:rPr>
-                      <w:color w:val="000000"/>
-                      <w:sz w:val="22"/>
-                    </w:rPr>
-                    <w:t>09</w:t>
-                  </w:r>
-                  <w:r>
-                    <w:rPr>
-                      <w:color w:val="000000"/>
-                      <w:sz w:val="22"/>
-                    </w:rPr>
-                    <w:t>/2026</w:t>
+                    <w:t xml:space="preserve">18/09 - 25/09/2026</w:t>
                   </w:r>
                 </w:p>
               </w:tc>
@@ -4201,7 +4109,7 @@
             <w:pPr>
               <w:keepLines/>
               <w:spacing w:after="60" w:line="300" w:lineRule="auto"/>
-              <w:ind w:left="403" w:hanging="403"/>
+              <w:ind w:left="760" w:hanging="200"/>
               <w:jc w:val="left"/>
             </w:pPr>
             <w:r>
@@ -4212,7 +4120,7 @@
             <w:pPr>
               <w:keepLines/>
               <w:spacing w:after="60" w:line="300" w:lineRule="auto"/>
-              <w:ind w:left="403" w:hanging="403"/>
+              <w:ind w:left="760" w:hanging="200"/>
               <w:jc w:val="left"/>
             </w:pPr>
             <w:r>
@@ -4227,7 +4135,7 @@
             <w:pPr>
               <w:keepLines/>
               <w:spacing w:after="60" w:line="300" w:lineRule="auto"/>
-              <w:ind w:left="403" w:hanging="403"/>
+              <w:ind w:left="760" w:hanging="200"/>
               <w:jc w:val="left"/>
             </w:pPr>
             <w:r>
@@ -4242,7 +4150,7 @@
             <w:pPr>
               <w:keepLines/>
               <w:spacing w:after="60" w:line="300" w:lineRule="auto"/>
-              <w:ind w:left="403" w:hanging="403"/>
+              <w:ind w:left="760" w:hanging="200"/>
               <w:jc w:val="left"/>
             </w:pPr>
             <w:r>
@@ -4273,7 +4181,7 @@
             <w:pPr>
               <w:keepLines/>
               <w:spacing w:after="60" w:line="300" w:lineRule="auto"/>
-              <w:ind w:left="403" w:hanging="403"/>
+              <w:ind w:left="760" w:hanging="200"/>
               <w:jc w:val="left"/>
             </w:pPr>
             <w:r>
@@ -4288,37 +4196,37 @@
             <w:pPr>
               <w:keepLines/>
               <w:spacing w:after="60" w:line="300" w:lineRule="auto"/>
-              <w:ind w:left="403" w:hanging="403"/>
-              <w:jc w:val="left"/>
-            </w:pPr>
-            <w:r>
-              <w:rPr>
-                <w:rFonts w:ascii="Times New Roman" w:hAnsi="Times New Roman" w:eastAsia="Times New Roman" w:cs="Times New Roman"/>
-                <w:color w:val="000000"/>
-              </w:rPr>
-              <w:t>- Bổ sung giới hạn tần suất theo người dùng hoặc địa chỉ IP cho các thao tác thay đổi dữ liệu tốn tài nguyên; quy định thời hạn lưu giữ và quyền truy cập nhật ký có cấu trúc.</w:t>
-            </w:r>
-          </w:p>
-          <w:p>
-            <w:pPr>
-              <w:keepLines/>
-              <w:spacing w:after="60" w:line="300" w:lineRule="auto"/>
-              <w:ind w:left="403" w:hanging="403"/>
-              <w:jc w:val="left"/>
-            </w:pPr>
-            <w:r>
-              <w:rPr>
-                <w:rFonts w:ascii="Times New Roman" w:hAnsi="Times New Roman" w:eastAsia="Times New Roman" w:cs="Times New Roman"/>
-                <w:color w:val="000000"/>
-              </w:rPr>
-              <w:t>- Hoàn thiện theo dõi trạng thái email đã gửi hoặc bị trả lại, SchedulerLog, bảng điều khiển thử lại và FCM nếu có nhu cầu thực tế.</w:t>
-            </w:r>
-          </w:p>
-          <w:p>
-            <w:pPr>
-              <w:keepLines/>
-              <w:spacing w:after="60" w:line="300" w:lineRule="auto"/>
-              <w:ind w:left="403" w:hanging="403"/>
+              <w:ind w:left="760" w:hanging="200"/>
+              <w:jc w:val="left"/>
+            </w:pPr>
+            <w:r>
+              <w:rPr>
+                <w:rFonts w:ascii="Times New Roman" w:hAnsi="Times New Roman" w:eastAsia="Times New Roman" w:cs="Times New Roman"/>
+                <w:color w:val="000000"/>
+              </w:rPr>
+              <w:t>- Bổ sung giới hạn số lượng thao tác trong một khoảng thời gian cho mỗi người dùng đối với các thao tác tốn nhiều tài nguyên; quy định rõ thời hạn lưu trữ và quyền truy cập đối với nhật ký hệ thống.</w:t>
+            </w:r>
+          </w:p>
+          <w:p>
+            <w:pPr>
+              <w:keepLines/>
+              <w:spacing w:after="60" w:line="300" w:lineRule="auto"/>
+              <w:ind w:left="760" w:hanging="200"/>
+              <w:jc w:val="left"/>
+            </w:pPr>
+            <w:r>
+              <w:rPr>
+                <w:rFonts w:ascii="Times New Roman" w:hAnsi="Times New Roman" w:eastAsia="Times New Roman" w:cs="Times New Roman"/>
+                <w:color w:val="000000"/>
+              </w:rPr>
+              <w:t>- Hoàn thiện việc theo dõi trạng thái gửi email (thành công hoặc bị trả lại), ghi nhật ký các tác vụ định kỳ, xây dựng bảng điều khiển hỗ trợ gửi lại khi cần, và bổ sung thông báo đẩy nếu có nhu cầu thực tế.</w:t>
+            </w:r>
+          </w:p>
+          <w:p>
+            <w:pPr>
+              <w:keepLines/>
+              <w:spacing w:after="60" w:line="300" w:lineRule="auto"/>
+              <w:ind w:left="760" w:hanging="200"/>
               <w:jc w:val="left"/>
             </w:pPr>
             <w:r>
@@ -4349,7 +4257,7 @@
             <w:pPr>
               <w:keepLines/>
               <w:spacing w:after="60" w:line="300" w:lineRule="auto"/>
-              <w:ind w:left="403" w:hanging="403"/>
+              <w:ind w:left="760" w:hanging="200"/>
               <w:jc w:val="left"/>
             </w:pPr>
             <w:r>
@@ -4364,7 +4272,7 @@
             <w:pPr>
               <w:keepLines/>
               <w:spacing w:after="60" w:line="300" w:lineRule="auto"/>
-              <w:ind w:left="403" w:hanging="403"/>
+              <w:ind w:left="760" w:hanging="200"/>
               <w:jc w:val="left"/>
             </w:pPr>
             <w:r>
@@ -4379,7 +4287,7 @@
             <w:pPr>
               <w:keepLines/>
               <w:spacing w:after="60" w:line="300" w:lineRule="auto"/>
-              <w:ind w:left="403" w:hanging="403"/>
+              <w:ind w:left="760" w:hanging="200"/>
               <w:jc w:val="left"/>
             </w:pPr>
             <w:r>
